--- a/智一会计_软件设计与使用文档_补充版.docx
+++ b/智一会计_软件设计与使用文档_补充版.docx
@@ -3055,6 +3055,217 @@
                 <w:szCs w:val="18"/>
               </w:rPr>
               <w:t xml:space="preserve">公共工具函数</w:t>
+            </w:r>
+          </w:p>
+        </w:tc>
+      </w:tr>
+      <w:tr>
+        <w:tc>
+          <w:tcPr>
+            <w:tcW w:type="dxa" w:w="2800"/>
+            <w:tcBorders>
+              <w:top w:val="single" w:color="AEC8E0" w:sz="4"/>
+              <w:left w:val="single" w:color="AEC8E0" w:sz="4"/>
+              <w:bottom w:val="single" w:color="AEC8E0" w:sz="4"/>
+              <w:right w:val="single" w:color="AEC8E0" w:sz="4"/>
+            </w:tcBorders>
+            <w:tcMar>
+              <w:top w:type="dxa" w:w="60"/>
+              <w:left w:type="dxa" w:w="120"/>
+              <w:bottom w:type="dxa" w:w="60"/>
+              <w:right w:type="dxa" w:w="120"/>
+            </w:tcMar>
+            <w:vAlign w:val="center"/>
+          </w:tcPr>
+          <w:p>
+            <w:pPr>
+              <w:jc w:val="left"/>
+            </w:pPr>
+            <w:r>
+              <w:rPr>
+                <w:rFonts w:ascii="Arial" w:cs="Arial" w:eastAsia="Arial" w:hAnsi="Arial"/>
+                <w:b w:val="false"/>
+                <w:bCs w:val="false"/>
+                <w:color w:val="000000"/>
+                <w:sz w:val="18"/>
+                <w:szCs w:val="18"/>
+              </w:rPr>
+              <w:t xml:space="preserve">auto_backup.py</w:t>
+            </w:r>
+          </w:p>
+        </w:tc>
+        <w:tc>
+          <w:tcPr>
+            <w:tcW w:type="dxa" w:w="1400"/>
+            <w:tcBorders>
+              <w:top w:val="single" w:color="AEC8E0" w:sz="4"/>
+              <w:left w:val="single" w:color="AEC8E0" w:sz="4"/>
+              <w:bottom w:val="single" w:color="AEC8E0" w:sz="4"/>
+              <w:right w:val="single" w:color="AEC8E0" w:sz="4"/>
+            </w:tcBorders>
+            <w:tcMar>
+              <w:top w:type="dxa" w:w="60"/>
+              <w:left w:type="dxa" w:w="120"/>
+              <w:bottom w:type="dxa" w:w="60"/>
+              <w:right w:type="dxa" w:w="120"/>
+            </w:tcMar>
+            <w:vAlign w:val="center"/>
+          </w:tcPr>
+          <w:p>
+            <w:pPr>
+              <w:jc w:val="left"/>
+            </w:pPr>
+            <w:r>
+              <w:rPr>
+                <w:rFonts w:ascii="Arial" w:cs="Arial" w:eastAsia="Arial" w:hAnsi="Arial"/>
+                <w:b w:val="false"/>
+                <w:bCs w:val="false"/>
+                <w:color w:val="000000"/>
+                <w:sz w:val="18"/>
+                <w:szCs w:val="18"/>
+              </w:rPr>
+              <w:t xml:space="preserve">根目录</w:t>
+            </w:r>
+          </w:p>
+        </w:tc>
+        <w:tc>
+          <w:tcPr>
+            <w:tcW w:type="dxa" w:w="5160"/>
+            <w:tcBorders>
+              <w:top w:val="single" w:color="AEC8E0" w:sz="4"/>
+              <w:left w:val="single" w:color="AEC8E0" w:sz="4"/>
+              <w:bottom w:val="single" w:color="AEC8E0" w:sz="4"/>
+              <w:right w:val="single" w:color="AEC8E0" w:sz="4"/>
+            </w:tcBorders>
+            <w:tcMar>
+              <w:top w:type="dxa" w:w="60"/>
+              <w:left w:type="dxa" w:w="120"/>
+              <w:bottom w:type="dxa" w:w="60"/>
+              <w:right w:type="dxa" w:w="120"/>
+            </w:tcMar>
+            <w:vAlign w:val="center"/>
+          </w:tcPr>
+          <w:p>
+            <w:pPr>
+              <w:jc w:val="left"/>
+            </w:pPr>
+            <w:r>
+              <w:rPr>
+                <w:rFonts w:ascii="Arial" w:cs="Arial" w:eastAsia="Arial" w:hAnsi="Arial"/>
+                <w:b w:val="false"/>
+                <w:bCs w:val="false"/>
+                <w:color w:val="000000"/>
+                <w:sz w:val="18"/>
+                <w:szCs w:val="18"/>
+              </w:rPr>
+              <w:t xml:space="preserve">月末自动备份补跑机制：登录时检测未备份月份并静默执行</w:t>
+            </w:r>
+          </w:p>
+        </w:tc>
+      </w:tr>
+      <w:tr>
+        <w:tc>
+          <w:tcPr>
+            <w:tcW w:type="dxa" w:w="2800"/>
+            <w:tcBorders>
+              <w:top w:val="single" w:color="AEC8E0" w:sz="4"/>
+              <w:left w:val="single" w:color="AEC8E0" w:sz="4"/>
+              <w:bottom w:val="single" w:color="AEC8E0" w:sz="4"/>
+              <w:right w:val="single" w:color="AEC8E0" w:sz="4"/>
+            </w:tcBorders>
+            <w:shd w:fill="F2F7FB" w:val="clear"/>
+            <w:tcMar>
+              <w:top w:type="dxa" w:w="60"/>
+              <w:left w:type="dxa" w:w="120"/>
+              <w:bottom w:type="dxa" w:w="60"/>
+              <w:right w:type="dxa" w:w="120"/>
+            </w:tcMar>
+            <w:vAlign w:val="center"/>
+          </w:tcPr>
+          <w:p>
+            <w:pPr>
+              <w:jc w:val="left"/>
+            </w:pPr>
+            <w:r>
+              <w:rPr>
+                <w:rFonts w:ascii="Arial" w:cs="Arial" w:eastAsia="Arial" w:hAnsi="Arial"/>
+                <w:b w:val="false"/>
+                <w:bCs w:val="false"/>
+                <w:color w:val="000000"/>
+                <w:sz w:val="18"/>
+                <w:szCs w:val="18"/>
+              </w:rPr>
+              <w:t xml:space="preserve">kr_utils.py</w:t>
+            </w:r>
+          </w:p>
+        </w:tc>
+        <w:tc>
+          <w:tcPr>
+            <w:tcW w:type="dxa" w:w="1400"/>
+            <w:tcBorders>
+              <w:top w:val="single" w:color="AEC8E0" w:sz="4"/>
+              <w:left w:val="single" w:color="AEC8E0" w:sz="4"/>
+              <w:bottom w:val="single" w:color="AEC8E0" w:sz="4"/>
+              <w:right w:val="single" w:color="AEC8E0" w:sz="4"/>
+            </w:tcBorders>
+            <w:shd w:fill="F2F7FB" w:val="clear"/>
+            <w:tcMar>
+              <w:top w:type="dxa" w:w="60"/>
+              <w:left w:type="dxa" w:w="120"/>
+              <w:bottom w:type="dxa" w:w="60"/>
+              <w:right w:type="dxa" w:w="120"/>
+            </w:tcMar>
+            <w:vAlign w:val="center"/>
+          </w:tcPr>
+          <w:p>
+            <w:pPr>
+              <w:jc w:val="left"/>
+            </w:pPr>
+            <w:r>
+              <w:rPr>
+                <w:rFonts w:ascii="Arial" w:cs="Arial" w:eastAsia="Arial" w:hAnsi="Arial"/>
+                <w:b w:val="false"/>
+                <w:bCs w:val="false"/>
+                <w:color w:val="000000"/>
+                <w:sz w:val="18"/>
+                <w:szCs w:val="18"/>
+              </w:rPr>
+              <w:t xml:space="preserve">根目录</w:t>
+            </w:r>
+          </w:p>
+        </w:tc>
+        <w:tc>
+          <w:tcPr>
+            <w:tcW w:type="dxa" w:w="5160"/>
+            <w:tcBorders>
+              <w:top w:val="single" w:color="AEC8E0" w:sz="4"/>
+              <w:left w:val="single" w:color="AEC8E0" w:sz="4"/>
+              <w:bottom w:val="single" w:color="AEC8E0" w:sz="4"/>
+              <w:right w:val="single" w:color="AEC8E0" w:sz="4"/>
+            </w:tcBorders>
+            <w:shd w:fill="F2F7FB" w:val="clear"/>
+            <w:tcMar>
+              <w:top w:type="dxa" w:w="60"/>
+              <w:left w:type="dxa" w:w="120"/>
+              <w:bottom w:type="dxa" w:w="60"/>
+              <w:right w:type="dxa" w:w="120"/>
+            </w:tcMar>
+            <w:vAlign w:val="center"/>
+          </w:tcPr>
+          <w:p>
+            <w:pPr>
+              <w:jc w:val="left"/>
+            </w:pPr>
+            <w:r>
+              <w:rPr>
+                <w:rFonts w:ascii="Arial" w:cs="Arial" w:eastAsia="Arial" w:hAnsi="Arial"/>
+                <w:b w:val="false"/>
+                <w:bCs w:val="false"/>
+                <w:color w:val="000000"/>
+                <w:sz w:val="18"/>
+                <w:szCs w:val="18"/>
+              </w:rPr>
+              <w:t xml:space="preserve">跨平台 keyring 封装：备份密码存储于系统凭据管理器（Windows/macOS）</w:t>
             </w:r>
           </w:p>
         </w:tc>
